--- a/kit/DungeonLegacy-Kit-05-Rules-EN.docx
+++ b/kit/DungeonLegacy-Kit-05-Rules-EN.docx
@@ -92,7 +92,7 @@
         <w:t xml:space="preserve"> </w:t>
       </w:r>
       <w:r>
-        <w:t xml:space="preserve">is the presentation sheet (Phase 1).</w:t>
+        <w:t xml:space="preserve">is the presentation sheet or the Sample Story (Phase 1).</w:t>
       </w:r>
       <w:r>
         <w:t xml:space="preserve"> </w:t>
@@ -376,7 +376,20 @@
         <w:t xml:space="preserve"> </w:t>
       </w:r>
       <w:r>
-        <w:t xml:space="preserve">You send a sheet of 1-2 pages. The Pitch only serves to evaluate the idea:</w:t>
+        <w:t xml:space="preserve">You send a sheet of 1-2 pages. As an alternative you may send a</w:t>
+      </w:r>
+      <w:r>
+        <w:t xml:space="preserve"> </w:t>
+      </w:r>
+      <w:r>
+        <w:rPr>
+          <w:b/>
+          <w:bCs/>
+        </w:rPr>
+        <w:t xml:space="preserve">Sample Story</w:t>
+      </w:r>
+      <w:r>
+        <w:t xml:space="preserve">: the beginning of your story written in free form (essay, short story or novel), with a note on what follows. Pitch and Sample Story have the same nature and only serve to evaluate the idea:</w:t>
       </w:r>
       <w:r>
         <w:t xml:space="preserve"> </w:t>
@@ -419,7 +432,7 @@
         <w:t xml:space="preserve"> </w:t>
       </w:r>
       <w:r>
-        <w:t xml:space="preserve">Only people invited by the Owner send the Full Form, with the Declaration at the end.</w:t>
+        <w:t xml:space="preserve">Only people invited by the Owner send the Full Form, with the Declaration at the end. If you sent a Sample Story, the Owner may prepare the Form from your text and submit it to your review: the Form becomes complete only when you confirm it and send the Declaration.</w:t>
       </w:r>
       <w:r>
         <w:t xml:space="preserve"> </w:t>
